--- a/data/exports/kcet-surface-chemistry_revision_notes.docx
+++ b/data/exports/kcet-surface-chemistry_revision_notes.docx
@@ -164,10 +164,10 @@
             <w:r>
               <w:rPr>
                 <w:b/>
-                <w:color w:val="C53030"/>
+                <w:color w:val="2B6CB0"/>
                 <w:sz w:val="19"/>
               </w:rPr>
-              <w:t>Very High</w:t>
+              <w:t>High</w:t>
             </w:r>
           </w:p>
         </w:tc>
@@ -189,7 +189,7 @@
                 <w:color w:val="2D3748"/>
                 <w:sz w:val="19"/>
               </w:rPr>
-              <w:t>Kcet Surface Chemistry - Core Application</w:t>
+              <w:t>Surface Chemistry — Standard Calculations &amp; Problem Archetypes</w:t>
             </w:r>
           </w:p>
         </w:tc>
@@ -209,7 +209,7 @@
               <w:rPr>
                 <w:sz w:val="19"/>
               </w:rPr>
-              <w:t>19 PYQs</w:t>
+              <w:t>9 PYQs</w:t>
             </w:r>
           </w:p>
         </w:tc>
@@ -230,7 +230,181 @@
                 <w:color w:val="718096"/>
                 <w:sz w:val="19"/>
               </w:rPr>
-              <w:t>General Concept</w:t>
+              <w:t>Quantitative Analysis</w:t>
+            </w:r>
+          </w:p>
+        </w:tc>
+      </w:tr>
+      <w:tr>
+        <w:tc>
+          <w:tcPr>
+            <w:tcW w:type="dxa" w:w="2160"/>
+            <w:shd w:fill="FFFFFF"/>
+            <w:tcMar>
+              <w:top w:w="80" w:type="dxa"/>
+              <w:bottom w:w="80" w:type="dxa"/>
+              <w:left w:w="150" w:type="dxa"/>
+              <w:right w:w="150" w:type="dxa"/>
+            </w:tcMar>
+          </w:tcPr>
+          <w:p>
+            <w:r>
+              <w:rPr>
+                <w:b/>
+                <w:color w:val="2B6CB0"/>
+                <w:sz w:val="19"/>
+              </w:rPr>
+              <w:t>High</w:t>
+            </w:r>
+          </w:p>
+        </w:tc>
+        <w:tc>
+          <w:tcPr>
+            <w:tcW w:type="dxa" w:w="4320"/>
+            <w:shd w:fill="FFFFFF"/>
+            <w:tcMar>
+              <w:top w:w="80" w:type="dxa"/>
+              <w:bottom w:w="80" w:type="dxa"/>
+              <w:left w:w="150" w:type="dxa"/>
+              <w:right w:w="150" w:type="dxa"/>
+            </w:tcMar>
+          </w:tcPr>
+          <w:p>
+            <w:r>
+              <w:rPr>
+                <w:b/>
+                <w:color w:val="2D3748"/>
+                <w:sz w:val="19"/>
+              </w:rPr>
+              <w:t>Surface Chemistry — Applied Cases, Reactions &amp; Traps</w:t>
+            </w:r>
+          </w:p>
+        </w:tc>
+        <w:tc>
+          <w:tcPr>
+            <w:tcW w:type="dxa" w:w="1728"/>
+            <w:shd w:fill="FFFFFF"/>
+            <w:tcMar>
+              <w:top w:w="80" w:type="dxa"/>
+              <w:bottom w:w="80" w:type="dxa"/>
+              <w:left w:w="150" w:type="dxa"/>
+              <w:right w:w="150" w:type="dxa"/>
+            </w:tcMar>
+          </w:tcPr>
+          <w:p>
+            <w:r>
+              <w:rPr>
+                <w:sz w:val="19"/>
+              </w:rPr>
+              <w:t>9 PYQs</w:t>
+            </w:r>
+          </w:p>
+        </w:tc>
+        <w:tc>
+          <w:tcPr>
+            <w:tcW w:type="dxa" w:w="1872"/>
+            <w:shd w:fill="FFFFFF"/>
+            <w:tcMar>
+              <w:top w:w="80" w:type="dxa"/>
+              <w:bottom w:w="80" w:type="dxa"/>
+              <w:left w:w="150" w:type="dxa"/>
+              <w:right w:w="150" w:type="dxa"/>
+            </w:tcMar>
+          </w:tcPr>
+          <w:p>
+            <w:r>
+              <w:rPr>
+                <w:color w:val="718096"/>
+                <w:sz w:val="19"/>
+              </w:rPr>
+              <w:t>Applied Topics</w:t>
+            </w:r>
+          </w:p>
+        </w:tc>
+      </w:tr>
+      <w:tr>
+        <w:tc>
+          <w:tcPr>
+            <w:tcW w:type="dxa" w:w="2160"/>
+            <w:shd w:fill="F7FAFC"/>
+            <w:tcMar>
+              <w:top w:w="80" w:type="dxa"/>
+              <w:bottom w:w="80" w:type="dxa"/>
+              <w:left w:w="150" w:type="dxa"/>
+              <w:right w:w="150" w:type="dxa"/>
+            </w:tcMar>
+          </w:tcPr>
+          <w:p>
+            <w:r>
+              <w:rPr>
+                <w:b/>
+                <w:color w:val="718096"/>
+                <w:sz w:val="19"/>
+              </w:rPr>
+              <w:t>Moderate</w:t>
+            </w:r>
+          </w:p>
+        </w:tc>
+        <w:tc>
+          <w:tcPr>
+            <w:tcW w:type="dxa" w:w="4320"/>
+            <w:shd w:fill="F7FAFC"/>
+            <w:tcMar>
+              <w:top w:w="80" w:type="dxa"/>
+              <w:bottom w:w="80" w:type="dxa"/>
+              <w:left w:w="150" w:type="dxa"/>
+              <w:right w:w="150" w:type="dxa"/>
+            </w:tcMar>
+          </w:tcPr>
+          <w:p>
+            <w:r>
+              <w:rPr>
+                <w:b/>
+                <w:color w:val="2D3748"/>
+                <w:sz w:val="19"/>
+              </w:rPr>
+              <w:t>Surface Chemistry — Core Principles &amp; Governing Laws</w:t>
+            </w:r>
+          </w:p>
+        </w:tc>
+        <w:tc>
+          <w:tcPr>
+            <w:tcW w:type="dxa" w:w="1728"/>
+            <w:shd w:fill="F7FAFC"/>
+            <w:tcMar>
+              <w:top w:w="80" w:type="dxa"/>
+              <w:bottom w:w="80" w:type="dxa"/>
+              <w:left w:w="150" w:type="dxa"/>
+              <w:right w:w="150" w:type="dxa"/>
+            </w:tcMar>
+          </w:tcPr>
+          <w:p>
+            <w:r>
+              <w:rPr>
+                <w:sz w:val="19"/>
+              </w:rPr>
+              <w:t>3 PYQs</w:t>
+            </w:r>
+          </w:p>
+        </w:tc>
+        <w:tc>
+          <w:tcPr>
+            <w:tcW w:type="dxa" w:w="1872"/>
+            <w:shd w:fill="F7FAFC"/>
+            <w:tcMar>
+              <w:top w:w="80" w:type="dxa"/>
+              <w:bottom w:w="80" w:type="dxa"/>
+              <w:left w:w="150" w:type="dxa"/>
+              <w:right w:w="150" w:type="dxa"/>
+            </w:tcMar>
+          </w:tcPr>
+          <w:p>
+            <w:r>
+              <w:rPr>
+                <w:color w:val="718096"/>
+                <w:sz w:val="19"/>
+              </w:rPr>
+              <w:t>Core Principle</w:t>
             </w:r>
           </w:p>
         </w:tc>
@@ -311,6 +485,144 @@
           </w:p>
         </w:tc>
       </w:tr>
+      <w:tr>
+        <w:tc>
+          <w:tcPr>
+            <w:tcW w:type="dxa" w:w="3600"/>
+            <w:shd w:fill="F7FAFC"/>
+            <w:tcMar>
+              <w:top w:w="100" w:type="dxa"/>
+              <w:bottom w:w="100" w:type="dxa"/>
+              <w:left w:w="150" w:type="dxa"/>
+              <w:right w:w="150" w:type="dxa"/>
+            </w:tcMar>
+          </w:tcPr>
+          <w:p>
+            <w:r>
+              <w:rPr>
+                <w:b/>
+                <w:color w:val="1A365D"/>
+                <w:sz w:val="19"/>
+              </w:rPr>
+              <w:t>Surface Chemistry — Standard Calculations &amp; Problem Archetypes</w:t>
+            </w:r>
+          </w:p>
+        </w:tc>
+        <w:tc>
+          <w:tcPr>
+            <w:tcW w:type="dxa" w:w="6480"/>
+            <w:shd w:fill="F7FAFC"/>
+            <w:tcMar>
+              <w:top w:w="100" w:type="dxa"/>
+              <w:bottom w:w="100" w:type="dxa"/>
+              <w:left w:w="150" w:type="dxa"/>
+              <w:right w:w="150" w:type="dxa"/>
+            </w:tcMar>
+          </w:tcPr>
+          <w:p>
+            <w:r>
+              <w:rPr>
+                <w:rFonts w:ascii="Cambria Math" w:hAnsi="Cambria Math"/>
+                <w:color w:val="2D3748"/>
+                <w:sz w:val="19"/>
+              </w:rPr>
+              <w:t>BaCl_{2},AlCl_{3}, \quad log\frac{x}{m}=logk+\frac{1}{n}logp, \quad SO_{2}</w:t>
+            </w:r>
+          </w:p>
+        </w:tc>
+      </w:tr>
+      <w:tr>
+        <w:tc>
+          <w:tcPr>
+            <w:tcW w:type="dxa" w:w="3600"/>
+            <w:shd w:fill="FFFFFF"/>
+            <w:tcMar>
+              <w:top w:w="100" w:type="dxa"/>
+              <w:bottom w:w="100" w:type="dxa"/>
+              <w:left w:w="150" w:type="dxa"/>
+              <w:right w:w="150" w:type="dxa"/>
+            </w:tcMar>
+          </w:tcPr>
+          <w:p>
+            <w:r>
+              <w:rPr>
+                <w:b/>
+                <w:color w:val="1A365D"/>
+                <w:sz w:val="19"/>
+              </w:rPr>
+              <w:t>Surface Chemistry — Applied Cases, Reactions &amp; Traps</w:t>
+            </w:r>
+          </w:p>
+        </w:tc>
+        <w:tc>
+          <w:tcPr>
+            <w:tcW w:type="dxa" w:w="6480"/>
+            <w:shd w:fill="FFFFFF"/>
+            <w:tcMar>
+              <w:top w:w="100" w:type="dxa"/>
+              <w:bottom w:w="100" w:type="dxa"/>
+              <w:left w:w="150" w:type="dxa"/>
+              <w:right w:w="150" w:type="dxa"/>
+            </w:tcMar>
+          </w:tcPr>
+          <w:p>
+            <w:r>
+              <w:rPr>
+                <w:rFonts w:ascii="Cambria Math" w:hAnsi="Cambria Math"/>
+                <w:color w:val="2D3748"/>
+                <w:sz w:val="19"/>
+              </w:rPr>
+              <w:t>I^{-}, \quad AgI/Ag^{+}, \quad [Fe(CN)_{6}]^{4-}&gt;PO_{4}^{3-}&gt;SO_{4}^{2-}&gt;Cl^{-}</w:t>
+            </w:r>
+          </w:p>
+        </w:tc>
+      </w:tr>
+      <w:tr>
+        <w:tc>
+          <w:tcPr>
+            <w:tcW w:type="dxa" w:w="3600"/>
+            <w:shd w:fill="F7FAFC"/>
+            <w:tcMar>
+              <w:top w:w="100" w:type="dxa"/>
+              <w:bottom w:w="100" w:type="dxa"/>
+              <w:left w:w="150" w:type="dxa"/>
+              <w:right w:w="150" w:type="dxa"/>
+            </w:tcMar>
+          </w:tcPr>
+          <w:p>
+            <w:r>
+              <w:rPr>
+                <w:b/>
+                <w:color w:val="1A365D"/>
+                <w:sz w:val="19"/>
+              </w:rPr>
+              <w:t>Surface Chemistry — Core Principles &amp; Governing Laws</w:t>
+            </w:r>
+          </w:p>
+        </w:tc>
+        <w:tc>
+          <w:tcPr>
+            <w:tcW w:type="dxa" w:w="6480"/>
+            <w:shd w:fill="F7FAFC"/>
+            <w:tcMar>
+              <w:top w:w="100" w:type="dxa"/>
+              <w:bottom w:w="100" w:type="dxa"/>
+              <w:left w:w="150" w:type="dxa"/>
+              <w:right w:w="150" w:type="dxa"/>
+            </w:tcMar>
+          </w:tcPr>
+          <w:p>
+            <w:r>
+              <w:rPr>
+                <w:rFonts w:ascii="Cambria Math" w:hAnsi="Cambria Math"/>
+                <w:color w:val="2D3748"/>
+                <w:sz w:val="19"/>
+              </w:rPr>
+              <w:t>\Delta H=, \quad \Delta G=\Delta H-T\Delta S</w:t>
+            </w:r>
+          </w:p>
+        </w:tc>
+      </w:tr>
     </w:tbl>
     <w:p>
       <w:pPr>
@@ -338,7 +650,7 @@
           <w:color w:val="2B6CB0"/>
           <w:sz w:val="24"/>
         </w:rPr>
-        <w:t>3.1 Kcet Surface Chemistry - Core Application (Very High Yield — 19 PYQs)</w:t>
+        <w:t>3.1 Surface Chemistry — Standard Calculations &amp; Problem Archetypes (High Yield — 9 PYQs)</w:t>
       </w:r>
     </w:p>
     <w:p>
@@ -353,7 +665,7 @@
         <w:rPr>
           <w:sz w:val="20"/>
         </w:rPr>
-        <w:t>Key problem pattern in Kcet Surface Chemistry.</w:t>
+        <w:t>Quantitative numerical problem-solving techniques and standard question patterns frequently seen in Surface Chemistry.</w:t>
       </w:r>
     </w:p>
     <w:tbl>
@@ -391,7 +703,7 @@
                 <w:color w:val="2D3748"/>
                 <w:sz w:val="19"/>
               </w:rPr>
-              <w:t>Watch for algebraic and sign errors.</w:t>
+              <w:t>Watch for algebraic rounding, stoichiometric balancing, and boundary condition checks.</w:t>
             </w:r>
           </w:p>
         </w:tc>
@@ -432,7 +744,215 @@
                 <w:color w:val="2D3748"/>
                 <w:sz w:val="19"/>
               </w:rPr>
-              <w:t>Verify dimensions and boundary conditions.</w:t>
+              <w:t>Dimensional consistency checks and ratio comparisons can quickly eliminate incorrect options.</w:t>
+            </w:r>
+          </w:p>
+        </w:tc>
+      </w:tr>
+    </w:tbl>
+    <w:p>
+      <w:pPr>
+        <w:spacing w:before="120" w:after="40"/>
+      </w:pPr>
+      <w:r>
+        <w:rPr>
+          <w:b/>
+          <w:color w:val="1A365D"/>
+          <w:sz w:val="19"/>
+        </w:rPr>
+        <w:t>Source PYQs testing this concept:</w:t>
+      </w:r>
+    </w:p>
+    <w:p>
+      <w:pPr>
+        <w:pStyle w:val="ListBullet"/>
+        <w:spacing w:after="40"/>
+      </w:pPr>
+      <w:r>
+        <w:rPr>
+          <w:b/>
+          <w:sz w:val="18"/>
+        </w:rPr>
+        <w:t xml:space="preserve">[2023 Shift] Q#1 (MCQ): </w:t>
+      </w:r>
+      <w:r>
+        <w:rPr>
+          <w:sz w:val="18"/>
+        </w:rPr>
+        <w:t xml:space="preserve">"For Freundlich adsorption isotherm, a graph of log(x/m) vs log(p) gives a straight line. The slope of line and its Y -axis intercept r..."  </w:t>
+      </w:r>
+      <w:r>
+        <w:rPr>
+          <w:b/>
+          <w:color w:val="2B6CB0"/>
+          <w:sz w:val="18"/>
+        </w:rPr>
+        <w:t>[Ans: N/A]</w:t>
+      </w:r>
+    </w:p>
+    <w:p>
+      <w:pPr>
+        <w:pStyle w:val="ListBullet"/>
+        <w:spacing w:after="40"/>
+      </w:pPr>
+      <w:r>
+        <w:rPr>
+          <w:b/>
+          <w:sz w:val="18"/>
+        </w:rPr>
+        <w:t xml:space="preserve">[2023 Shift] Q#4 (MCQ): </w:t>
+      </w:r>
+      <w:r>
+        <w:rPr>
+          <w:sz w:val="18"/>
+        </w:rPr>
+        <w:t xml:space="preserve">"Aqueous solution of raw sugar when passed over beds of animal charcoal, it becomes colourless. Pick the correct set of terminologies that ca..."  </w:t>
+      </w:r>
+      <w:r>
+        <w:rPr>
+          <w:b/>
+          <w:color w:val="2B6CB0"/>
+          <w:sz w:val="18"/>
+        </w:rPr>
+        <w:t>[Ans: N/A]</w:t>
+      </w:r>
+    </w:p>
+    <w:p>
+      <w:pPr>
+        <w:pStyle w:val="ListBullet"/>
+        <w:spacing w:after="40"/>
+      </w:pPr>
+      <w:r>
+        <w:rPr>
+          <w:b/>
+          <w:sz w:val="18"/>
+        </w:rPr>
+        <w:t xml:space="preserve">[2021 Shift] Q#1 (MCQ): </w:t>
+      </w:r>
+      <w:r>
+        <w:rPr>
+          <w:sz w:val="18"/>
+        </w:rPr>
+        <w:t xml:space="preserve">"Zeta potential is..."  </w:t>
+      </w:r>
+      <w:r>
+        <w:rPr>
+          <w:b/>
+          <w:color w:val="2B6CB0"/>
+          <w:sz w:val="18"/>
+        </w:rPr>
+        <w:t>[Ans: N/A]</w:t>
+      </w:r>
+    </w:p>
+    <w:p>
+      <w:pPr>
+        <w:spacing w:after="120"/>
+      </w:pPr>
+    </w:p>
+    <w:p>
+      <w:pPr>
+        <w:pStyle w:val="Heading2"/>
+      </w:pPr>
+      <w:r>
+        <w:rPr>
+          <w:color w:val="2B6CB0"/>
+          <w:sz w:val="24"/>
+        </w:rPr>
+        <w:t>3.2 Surface Chemistry — Applied Cases, Reactions &amp; Traps (High Yield — 9 PYQs)</w:t>
+      </w:r>
+    </w:p>
+    <w:p>
+      <w:r>
+        <w:rPr>
+          <w:b/>
+          <w:sz w:val="20"/>
+        </w:rPr>
+        <w:t xml:space="preserve">Core Principle: </w:t>
+      </w:r>
+      <w:r>
+        <w:rPr>
+          <w:sz w:val="20"/>
+        </w:rPr>
+        <w:t>Special cases, experimental observations, and conceptual traps designed to test deep understanding of Surface Chemistry.</w:t>
+      </w:r>
+    </w:p>
+    <w:tbl>
+      <w:tblPr>
+        <w:tblW w:type="auto" w:w="0"/>
+        <w:jc w:val="center"/>
+        <w:tblLook w:firstColumn="1" w:firstRow="1" w:lastColumn="0" w:lastRow="0" w:noHBand="0" w:noVBand="1" w:val="04A0"/>
+      </w:tblPr>
+      <w:tblGrid>
+        <w:gridCol w:w="10080"/>
+      </w:tblGrid>
+      <w:tr>
+        <w:tc>
+          <w:tcPr>
+            <w:tcW w:type="dxa" w:w="10080"/>
+            <w:shd w:fill="FFF5F5"/>
+            <w:tcMar>
+              <w:top w:w="100" w:type="dxa"/>
+              <w:bottom w:w="100" w:type="dxa"/>
+              <w:left w:w="150" w:type="dxa"/>
+              <w:right w:w="150" w:type="dxa"/>
+            </w:tcMar>
+          </w:tcPr>
+          <w:p>
+            <w:r>
+              <w:rPr>
+                <w:b/>
+                <w:color w:val="C53030"/>
+                <w:sz w:val="19"/>
+              </w:rPr>
+              <w:t xml:space="preserve">⚠️ Common Trap / JEE Pitfall: </w:t>
+            </w:r>
+            <w:r>
+              <w:rPr>
+                <w:color w:val="2D3748"/>
+                <w:sz w:val="19"/>
+              </w:rPr>
+              <w:t>Read questions carefully for keywords like 'incorrect', 'not true', or non-standard conditions.</w:t>
+            </w:r>
+          </w:p>
+        </w:tc>
+      </w:tr>
+    </w:tbl>
+    <w:tbl>
+      <w:tblPr>
+        <w:tblW w:type="auto" w:w="0"/>
+        <w:jc w:val="center"/>
+        <w:tblLook w:firstColumn="1" w:firstRow="1" w:lastColumn="0" w:lastRow="0" w:noHBand="0" w:noVBand="1" w:val="04A0"/>
+      </w:tblPr>
+      <w:tblGrid>
+        <w:gridCol w:w="10080"/>
+      </w:tblGrid>
+      <w:tr>
+        <w:tc>
+          <w:tcPr>
+            <w:tcW w:type="dxa" w:w="10080"/>
+            <w:shd w:fill="F0FFF4"/>
+            <w:tcMar>
+              <w:top w:w="100" w:type="dxa"/>
+              <w:bottom w:w="100" w:type="dxa"/>
+              <w:left w:w="150" w:type="dxa"/>
+              <w:right w:w="150" w:type="dxa"/>
+            </w:tcMar>
+          </w:tcPr>
+          <w:p>
+            <w:r>
+              <w:rPr>
+                <w:b/>
+                <w:color w:val="276749"/>
+                <w:sz w:val="19"/>
+              </w:rPr>
+              <w:t xml:space="preserve">💡 Speed Hack / Trick: </w:t>
+            </w:r>
+            <w:r>
+              <w:rPr>
+                <w:color w:val="2D3748"/>
+                <w:sz w:val="19"/>
+              </w:rPr>
+              <w:t>Elimination of extreme or unphysical answer choices improves accuracy in assertion-reason and multiple-statement questions.</w:t>
             </w:r>
           </w:p>
         </w:tc>
@@ -515,6 +1035,160 @@
           <w:b/>
           <w:sz w:val="18"/>
         </w:rPr>
+        <w:t xml:space="preserve">[2022 Shift] Q#2 (MCQ): </w:t>
+      </w:r>
+      <w:r>
+        <w:rPr>
+          <w:sz w:val="18"/>
+        </w:rPr>
+        <w:t xml:space="preserve">"Colloidal solution commonly used in the treatment of skin disease is..."  </w:t>
+      </w:r>
+      <w:r>
+        <w:rPr>
+          <w:b/>
+          <w:color w:val="2B6CB0"/>
+          <w:sz w:val="18"/>
+        </w:rPr>
+        <w:t>[Ans: N/A]</w:t>
+      </w:r>
+    </w:p>
+    <w:p>
+      <w:pPr>
+        <w:spacing w:after="120"/>
+      </w:pPr>
+    </w:p>
+    <w:p>
+      <w:pPr>
+        <w:pStyle w:val="Heading2"/>
+      </w:pPr>
+      <w:r>
+        <w:rPr>
+          <w:color w:val="2B6CB0"/>
+          <w:sz w:val="24"/>
+        </w:rPr>
+        <w:t>3.3 Surface Chemistry — Core Principles &amp; Governing Laws (Moderate Yield — 3 PYQs)</w:t>
+      </w:r>
+    </w:p>
+    <w:p>
+      <w:r>
+        <w:rPr>
+          <w:b/>
+          <w:sz w:val="20"/>
+        </w:rPr>
+        <w:t xml:space="preserve">Core Principle: </w:t>
+      </w:r>
+      <w:r>
+        <w:rPr>
+          <w:sz w:val="20"/>
+        </w:rPr>
+        <w:t>Fundamental definitions, core postulates, and governing physical/chemical relations in Surface Chemistry.</w:t>
+      </w:r>
+    </w:p>
+    <w:tbl>
+      <w:tblPr>
+        <w:tblW w:type="auto" w:w="0"/>
+        <w:jc w:val="center"/>
+        <w:tblLook w:firstColumn="1" w:firstRow="1" w:lastColumn="0" w:lastRow="0" w:noHBand="0" w:noVBand="1" w:val="04A0"/>
+      </w:tblPr>
+      <w:tblGrid>
+        <w:gridCol w:w="10080"/>
+      </w:tblGrid>
+      <w:tr>
+        <w:tc>
+          <w:tcPr>
+            <w:tcW w:type="dxa" w:w="10080"/>
+            <w:shd w:fill="FFF5F5"/>
+            <w:tcMar>
+              <w:top w:w="100" w:type="dxa"/>
+              <w:bottom w:w="100" w:type="dxa"/>
+              <w:left w:w="150" w:type="dxa"/>
+              <w:right w:w="150" w:type="dxa"/>
+            </w:tcMar>
+          </w:tcPr>
+          <w:p>
+            <w:r>
+              <w:rPr>
+                <w:b/>
+                <w:color w:val="C53030"/>
+                <w:sz w:val="19"/>
+              </w:rPr>
+              <w:t xml:space="preserve">⚠️ Common Trap / JEE Pitfall: </w:t>
+            </w:r>
+            <w:r>
+              <w:rPr>
+                <w:color w:val="2D3748"/>
+                <w:sz w:val="19"/>
+              </w:rPr>
+              <w:t>Carefully verify units, standard reference states, and sign conventions in Surface Chemistry.</w:t>
+            </w:r>
+          </w:p>
+        </w:tc>
+      </w:tr>
+    </w:tbl>
+    <w:tbl>
+      <w:tblPr>
+        <w:tblW w:type="auto" w:w="0"/>
+        <w:jc w:val="center"/>
+        <w:tblLook w:firstColumn="1" w:firstRow="1" w:lastColumn="0" w:lastRow="0" w:noHBand="0" w:noVBand="1" w:val="04A0"/>
+      </w:tblPr>
+      <w:tblGrid>
+        <w:gridCol w:w="10080"/>
+      </w:tblGrid>
+      <w:tr>
+        <w:tc>
+          <w:tcPr>
+            <w:tcW w:type="dxa" w:w="10080"/>
+            <w:shd w:fill="F0FFF4"/>
+            <w:tcMar>
+              <w:top w:w="100" w:type="dxa"/>
+              <w:bottom w:w="100" w:type="dxa"/>
+              <w:left w:w="150" w:type="dxa"/>
+              <w:right w:w="150" w:type="dxa"/>
+            </w:tcMar>
+          </w:tcPr>
+          <w:p>
+            <w:r>
+              <w:rPr>
+                <w:b/>
+                <w:color w:val="276749"/>
+                <w:sz w:val="19"/>
+              </w:rPr>
+              <w:t xml:space="preserve">💡 Speed Hack / Trick: </w:t>
+            </w:r>
+            <w:r>
+              <w:rPr>
+                <w:color w:val="2D3748"/>
+                <w:sz w:val="19"/>
+              </w:rPr>
+              <w:t>Focus on high-yield formulas and standard limiting approximations tested in Surface Chemistry PYQs.</w:t>
+            </w:r>
+          </w:p>
+        </w:tc>
+      </w:tr>
+    </w:tbl>
+    <w:p>
+      <w:pPr>
+        <w:spacing w:before="120" w:after="40"/>
+      </w:pPr>
+      <w:r>
+        <w:rPr>
+          <w:b/>
+          <w:color w:val="1A365D"/>
+          <w:sz w:val="19"/>
+        </w:rPr>
+        <w:t>Source PYQs testing this concept:</w:t>
+      </w:r>
+    </w:p>
+    <w:p>
+      <w:pPr>
+        <w:pStyle w:val="ListBullet"/>
+        <w:spacing w:after="40"/>
+      </w:pPr>
+      <w:r>
+        <w:rPr>
+          <w:b/>
+          <w:sz w:val="18"/>
+        </w:rPr>
         <w:t xml:space="preserve">[2024 Shift] Q#3 (MCQ): </w:t>
       </w:r>
       <w:r>
@@ -522,6 +1196,60 @@
           <w:sz w:val="18"/>
         </w:rPr>
         <w:t xml:space="preserve">"Gold sol is not a..."  </w:t>
+      </w:r>
+      <w:r>
+        <w:rPr>
+          <w:b/>
+          <w:color w:val="2B6CB0"/>
+          <w:sz w:val="18"/>
+        </w:rPr>
+        <w:t>[Ans: N/A]</w:t>
+      </w:r>
+    </w:p>
+    <w:p>
+      <w:pPr>
+        <w:pStyle w:val="ListBullet"/>
+        <w:spacing w:after="40"/>
+      </w:pPr>
+      <w:r>
+        <w:rPr>
+          <w:b/>
+          <w:sz w:val="18"/>
+        </w:rPr>
+        <w:t xml:space="preserve">[2020 Shift] Q#3 (MCQ): </w:t>
+      </w:r>
+      <w:r>
+        <w:rPr>
+          <w:sz w:val="18"/>
+        </w:rPr>
+        <w:t xml:space="preserve">"During adsorption of a gas on a solid at low temperature..."  </w:t>
+      </w:r>
+      <w:r>
+        <w:rPr>
+          <w:b/>
+          <w:color w:val="2B6CB0"/>
+          <w:sz w:val="18"/>
+        </w:rPr>
+        <w:t>[Ans: N/A]</w:t>
+      </w:r>
+    </w:p>
+    <w:p>
+      <w:pPr>
+        <w:pStyle w:val="ListBullet"/>
+        <w:spacing w:after="40"/>
+      </w:pPr>
+      <w:r>
+        <w:rPr>
+          <w:b/>
+          <w:sz w:val="18"/>
+        </w:rPr>
+        <w:t xml:space="preserve">[2017 Shift] Q#1 (MCQ): </w:t>
+      </w:r>
+      <w:r>
+        <w:rPr>
+          <w:sz w:val="18"/>
+        </w:rPr>
+        <w:t xml:space="preserve">"Which of the following is not a favourable condition for physical adsorption?..."  </w:t>
       </w:r>
       <w:r>
         <w:rPr>
@@ -660,6 +1388,248 @@
               <w:t>Solution Analysis:</w:t>
               <w:br/>
               <w:t>Among the given statements incorrect statement is given in option (d). Its correct form is "Brownian movement is due to unbalanced bombardment of molecules of dispersion medium on colloidal particles".</w:t>
+            </w:r>
+          </w:p>
+        </w:tc>
+      </w:tr>
+    </w:tbl>
+    <w:p>
+      <w:pPr>
+        <w:spacing w:after="120"/>
+      </w:pPr>
+    </w:p>
+    <w:p>
+      <w:pPr>
+        <w:spacing w:before="160" w:after="40"/>
+      </w:pPr>
+      <w:r>
+        <w:rPr>
+          <w:b/>
+          <w:color w:val="1A365D"/>
+          <w:sz w:val="22"/>
+        </w:rPr>
+        <w:t>Benchmark Problem 2: KCET 2023 (Q#1)</w:t>
+      </w:r>
+    </w:p>
+    <w:p>
+      <w:pPr>
+        <w:spacing w:after="80"/>
+      </w:pPr>
+      <w:r>
+        <w:rPr>
+          <w:sz w:val="20"/>
+        </w:rPr>
+        <w:t>For Freundlich adsorption isotherm, a graph of log(x/m) vs log(p) gives a straight line. The slope of line and its Y -axis intercept respectively are</w:t>
+      </w:r>
+    </w:p>
+    <w:p>
+      <w:pPr>
+        <w:pStyle w:val="ListBullet"/>
+        <w:spacing w:after="20"/>
+      </w:pPr>
+      <w:r>
+        <w:rPr>
+          <w:sz w:val="19"/>
+        </w:rPr>
+        <w:t>(A) log((1 / n))k</w:t>
+      </w:r>
+    </w:p>
+    <w:p>
+      <w:pPr>
+        <w:pStyle w:val="ListBullet"/>
+        <w:spacing w:after="20"/>
+      </w:pPr>
+      <w:r>
+        <w:rPr>
+          <w:sz w:val="19"/>
+        </w:rPr>
+        <w:t>(B) (1 / n),logk</w:t>
+      </w:r>
+    </w:p>
+    <w:p>
+      <w:pPr>
+        <w:pStyle w:val="ListBullet"/>
+        <w:spacing w:after="20"/>
+      </w:pPr>
+      <w:r>
+        <w:rPr>
+          <w:sz w:val="19"/>
+        </w:rPr>
+        <w:t>(C) log((1 / n)),logk</w:t>
+      </w:r>
+    </w:p>
+    <w:p>
+      <w:pPr>
+        <w:pStyle w:val="ListBullet"/>
+        <w:spacing w:after="20"/>
+      </w:pPr>
+      <w:r>
+        <w:rPr>
+          <w:sz w:val="19"/>
+        </w:rPr>
+        <w:t>(D) (1 / n),k</w:t>
+      </w:r>
+    </w:p>
+    <w:tbl>
+      <w:tblPr>
+        <w:tblW w:type="auto" w:w="0"/>
+        <w:jc w:val="center"/>
+        <w:tblLook w:firstColumn="1" w:firstRow="1" w:lastColumn="0" w:lastRow="0" w:noHBand="0" w:noVBand="1" w:val="04A0"/>
+      </w:tblPr>
+      <w:tblGrid>
+        <w:gridCol w:w="10080"/>
+      </w:tblGrid>
+      <w:tr>
+        <w:tc>
+          <w:tcPr>
+            <w:tcW w:type="dxa" w:w="10080"/>
+            <w:shd w:fill="F7FAFC"/>
+            <w:tcMar>
+              <w:top w:w="100" w:type="dxa"/>
+              <w:bottom w:w="100" w:type="dxa"/>
+              <w:left w:w="150" w:type="dxa"/>
+              <w:right w:w="150" w:type="dxa"/>
+            </w:tcMar>
+          </w:tcPr>
+          <w:p>
+            <w:r>
+              <w:rPr>
+                <w:b/>
+                <w:color w:val="1A365D"/>
+                <w:sz w:val="19"/>
+              </w:rPr>
+              <w:t>Correct Answer: None</w:t>
+              <w:br/>
+            </w:r>
+            <w:r>
+              <w:rPr>
+                <w:color w:val="2D3748"/>
+                <w:sz w:val="18"/>
+              </w:rPr>
+              <w:t>Solution Analysis:</w:t>
+              <w:br/>
+              <w:t>We know that, Freundich adsorption isotherm equation is given by log(x / m)=logk+(1 / n)logp ..... (i) Also equation of straight line is y=mx+c ..... (ii) On comparing Eq. (i) and Eq. (ii), we get Slope, m=(1 / n) Intercept, c=logk</w:t>
+            </w:r>
+          </w:p>
+        </w:tc>
+      </w:tr>
+    </w:tbl>
+    <w:p>
+      <w:pPr>
+        <w:spacing w:after="120"/>
+      </w:pPr>
+    </w:p>
+    <w:p>
+      <w:pPr>
+        <w:spacing w:before="160" w:after="40"/>
+      </w:pPr>
+      <w:r>
+        <w:rPr>
+          <w:b/>
+          <w:color w:val="1A365D"/>
+          <w:sz w:val="22"/>
+        </w:rPr>
+        <w:t>Benchmark Problem 3: KCET 2020 (Q#3)</w:t>
+      </w:r>
+    </w:p>
+    <w:p>
+      <w:pPr>
+        <w:spacing w:after="80"/>
+      </w:pPr>
+      <w:r>
+        <w:rPr>
+          <w:sz w:val="20"/>
+        </w:rPr>
+        <w:t>During adsorption of a gas on a solid at low temperature</w:t>
+      </w:r>
+    </w:p>
+    <w:p>
+      <w:pPr>
+        <w:pStyle w:val="ListBullet"/>
+        <w:spacing w:after="20"/>
+      </w:pPr>
+      <w:r>
+        <w:rPr>
+          <w:sz w:val="19"/>
+        </w:rPr>
+        <w:t>(A) Δ G&lt;0,Δ H&lt;0,Δ S&lt;0</w:t>
+      </w:r>
+    </w:p>
+    <w:p>
+      <w:pPr>
+        <w:pStyle w:val="ListBullet"/>
+        <w:spacing w:after="20"/>
+      </w:pPr>
+      <w:r>
+        <w:rPr>
+          <w:sz w:val="19"/>
+        </w:rPr>
+        <w:t>(B) Δ G&gt;0,Δ H&gt;0,Δ S&gt;0</w:t>
+      </w:r>
+    </w:p>
+    <w:p>
+      <w:pPr>
+        <w:pStyle w:val="ListBullet"/>
+        <w:spacing w:after="20"/>
+      </w:pPr>
+      <w:r>
+        <w:rPr>
+          <w:sz w:val="19"/>
+        </w:rPr>
+        <w:t>(C) Δ G&lt;0,Δ H&lt;0,Δ S&gt;0</w:t>
+      </w:r>
+    </w:p>
+    <w:p>
+      <w:pPr>
+        <w:pStyle w:val="ListBullet"/>
+        <w:spacing w:after="20"/>
+      </w:pPr>
+      <w:r>
+        <w:rPr>
+          <w:sz w:val="19"/>
+        </w:rPr>
+        <w:t>(D) Δ G&lt;0,Δ H&gt;0,Δ S&lt;0</w:t>
+      </w:r>
+    </w:p>
+    <w:tbl>
+      <w:tblPr>
+        <w:tblW w:type="auto" w:w="0"/>
+        <w:jc w:val="center"/>
+        <w:tblLook w:firstColumn="1" w:firstRow="1" w:lastColumn="0" w:lastRow="0" w:noHBand="0" w:noVBand="1" w:val="04A0"/>
+      </w:tblPr>
+      <w:tblGrid>
+        <w:gridCol w:w="10080"/>
+      </w:tblGrid>
+      <w:tr>
+        <w:tc>
+          <w:tcPr>
+            <w:tcW w:type="dxa" w:w="10080"/>
+            <w:shd w:fill="F7FAFC"/>
+            <w:tcMar>
+              <w:top w:w="100" w:type="dxa"/>
+              <w:bottom w:w="100" w:type="dxa"/>
+              <w:left w:w="150" w:type="dxa"/>
+              <w:right w:w="150" w:type="dxa"/>
+            </w:tcMar>
+          </w:tcPr>
+          <w:p>
+            <w:r>
+              <w:rPr>
+                <w:b/>
+                <w:color w:val="1A365D"/>
+                <w:sz w:val="19"/>
+              </w:rPr>
+              <w:t>Correct Answer: None</w:t>
+              <w:br/>
+            </w:r>
+            <w:r>
+              <w:rPr>
+                <w:color w:val="2D3748"/>
+                <w:sz w:val="18"/>
+              </w:rPr>
+              <w:t>Solution Analysis:</w:t>
+              <w:br/>
+              <w:t>Adsorption is an exothermic process with Δ H= negative and since, gas is being adsorbed to a solid the randomness of the gas is decreasing making Δ S&lt;0 . Also, Δ G=Δ H-TΔ S Here, TΔ S is small negative value at low temperature and hence, Δ G&lt;0 . Which supports the spontaneity of the adsorption.</w:t>
             </w:r>
           </w:p>
         </w:tc>

--- a/data/exports/kcet-surface-chemistry_revision_notes.docx
+++ b/data/exports/kcet-surface-chemistry_revision_notes.docx
@@ -13,7 +13,7 @@
           <w:color w:val="1A365D"/>
           <w:sz w:val="44"/>
         </w:rPr>
-        <w:t>JEE MAIN REVISION MASTER: SURFACE CHEMISTRY 2026 0 QUESTIONS 0% WEIGHTAGE</w:t>
+        <w:t>JEE MAIN REVISION MASTER: SURFACE CHEMISTRY</w:t>
       </w:r>
     </w:p>
     <w:p>
@@ -189,7 +189,7 @@
                 <w:color w:val="2D3748"/>
                 <w:sz w:val="19"/>
               </w:rPr>
-              <w:t>Surface Chemistry — Standard Calculations &amp; Problem Archetypes</w:t>
+              <w:t>Surface Chemistry — Core Principles &amp; Governing Laws</w:t>
             </w:r>
           </w:p>
         </w:tc>
@@ -209,7 +209,7 @@
               <w:rPr>
                 <w:sz w:val="19"/>
               </w:rPr>
-              <w:t>9 PYQs</w:t>
+              <w:t>14 PYQs</w:t>
             </w:r>
           </w:p>
         </w:tc>
@@ -230,7 +230,7 @@
                 <w:color w:val="718096"/>
                 <w:sz w:val="19"/>
               </w:rPr>
-              <w:t>Quantitative Analysis</w:t>
+              <w:t>Core Principle</w:t>
             </w:r>
           </w:p>
         </w:tc>
@@ -251,10 +251,10 @@
             <w:r>
               <w:rPr>
                 <w:b/>
-                <w:color w:val="2B6CB0"/>
+                <w:color w:val="718096"/>
                 <w:sz w:val="19"/>
               </w:rPr>
-              <w:t>High</w:t>
+              <w:t>Moderate</w:t>
             </w:r>
           </w:p>
         </w:tc>
@@ -296,7 +296,7 @@
               <w:rPr>
                 <w:sz w:val="19"/>
               </w:rPr>
-              <w:t>9 PYQs</w:t>
+              <w:t>5 PYQs</w:t>
             </w:r>
           </w:p>
         </w:tc>
@@ -341,7 +341,7 @@
                 <w:color w:val="718096"/>
                 <w:sz w:val="19"/>
               </w:rPr>
-              <w:t>Moderate</w:t>
+              <w:t>Standard</w:t>
             </w:r>
           </w:p>
         </w:tc>
@@ -363,7 +363,7 @@
                 <w:color w:val="2D3748"/>
                 <w:sz w:val="19"/>
               </w:rPr>
-              <w:t>Surface Chemistry — Core Principles &amp; Governing Laws</w:t>
+              <w:t>Surface Chemistry — Standard Calculations &amp; Problem Archetypes</w:t>
             </w:r>
           </w:p>
         </w:tc>
@@ -383,7 +383,7 @@
               <w:rPr>
                 <w:sz w:val="19"/>
               </w:rPr>
-              <w:t>3 PYQs</w:t>
+              <w:t>1 PYQs</w:t>
             </w:r>
           </w:p>
         </w:tc>
@@ -404,7 +404,7 @@
                 <w:color w:val="718096"/>
                 <w:sz w:val="19"/>
               </w:rPr>
-              <w:t>Core Principle</w:t>
+              <w:t>Quantitative Analysis</w:t>
             </w:r>
           </w:p>
         </w:tc>
@@ -504,7 +504,7 @@
                 <w:color w:val="1A365D"/>
                 <w:sz w:val="19"/>
               </w:rPr>
-              <w:t>Surface Chemistry — Standard Calculations &amp; Problem Archetypes</w:t>
+              <w:t>Surface Chemistry — Core Principles &amp; Governing Laws</w:t>
             </w:r>
           </w:p>
         </w:tc>
@@ -526,7 +526,7 @@
                 <w:color w:val="2D3748"/>
                 <w:sz w:val="19"/>
               </w:rPr>
-              <w:t>BaCl_{2},AlCl_{3}, \quad log\frac{x}{m}=logk+\frac{1}{n}logp, \quad SO_{2}</w:t>
+              <w:t>y=mx+c, \quad NaCl&gt;BaCl_{2}&lt;AlCl_{3}, \quad Na_{2}S \rightarrow</w:t>
             </w:r>
           </w:p>
         </w:tc>
@@ -572,7 +572,7 @@
                 <w:color w:val="2D3748"/>
                 <w:sz w:val="19"/>
               </w:rPr>
-              <w:t>I^{-}, \quad AgI/Ag^{+}, \quad [Fe(CN)_{6}]^{4-}&gt;PO_{4}^{3-}&gt;SO_{4}^{2-}&gt;Cl^{-}</w:t>
+              <w:t>-SO_{3}^{-}, \quad I^{-}, \quad 0.1MAgNO_{3}</w:t>
             </w:r>
           </w:p>
         </w:tc>
@@ -596,7 +596,7 @@
                 <w:color w:val="1A365D"/>
                 <w:sz w:val="19"/>
               </w:rPr>
-              <w:t>Surface Chemistry — Core Principles &amp; Governing Laws</w:t>
+              <w:t>Surface Chemistry — Standard Calculations &amp; Problem Archetypes</w:t>
             </w:r>
           </w:p>
         </w:tc>
@@ -618,7 +618,7 @@
                 <w:color w:val="2D3748"/>
                 <w:sz w:val="19"/>
               </w:rPr>
-              <w:t>\Delta H=, \quad \Delta G=\Delta H-T\Delta S</w:t>
+              <w:t>1.5 \times 10^{-4}molL^{-1}, \quad molL^{-1}</w:t>
             </w:r>
           </w:p>
         </w:tc>
@@ -650,7 +650,7 @@
           <w:color w:val="2B6CB0"/>
           <w:sz w:val="24"/>
         </w:rPr>
-        <w:t>3.1 Surface Chemistry — Standard Calculations &amp; Problem Archetypes (High Yield — 9 PYQs)</w:t>
+        <w:t>3.1 Surface Chemistry — Core Principles &amp; Governing Laws (High Yield — 14 PYQs)</w:t>
       </w:r>
     </w:p>
     <w:p>
@@ -665,7 +665,7 @@
         <w:rPr>
           <w:sz w:val="20"/>
         </w:rPr>
-        <w:t>Quantitative numerical problem-solving techniques and standard question patterns frequently seen in Surface Chemistry.</w:t>
+        <w:t>Fundamental definitions, core postulates, and governing physical/chemical relations in Surface Chemistry.</w:t>
       </w:r>
     </w:p>
     <w:tbl>
@@ -703,7 +703,7 @@
                 <w:color w:val="2D3748"/>
                 <w:sz w:val="19"/>
               </w:rPr>
-              <w:t>Watch for algebraic rounding, stoichiometric balancing, and boundary condition checks.</w:t>
+              <w:t>Carefully verify units, standard reference states, and sign conventions in Surface Chemistry.</w:t>
             </w:r>
           </w:p>
         </w:tc>
@@ -744,7 +744,7 @@
                 <w:color w:val="2D3748"/>
                 <w:sz w:val="19"/>
               </w:rPr>
-              <w:t>Dimensional consistency checks and ratio comparisons can quickly eliminate incorrect options.</w:t>
+              <w:t>Focus on high-yield formulas and standard limiting approximations tested in Surface Chemistry PYQs.</w:t>
             </w:r>
           </w:p>
         </w:tc>
@@ -761,6 +761,60 @@
           <w:sz w:val="19"/>
         </w:rPr>
         <w:t>Source PYQs testing this concept:</w:t>
+      </w:r>
+    </w:p>
+    <w:p>
+      <w:pPr>
+        <w:pStyle w:val="ListBullet"/>
+        <w:spacing w:after="40"/>
+      </w:pPr>
+      <w:r>
+        <w:rPr>
+          <w:b/>
+          <w:sz w:val="18"/>
+        </w:rPr>
+        <w:t xml:space="preserve">[2024 Shift] Q#2 (MCQ): </w:t>
+      </w:r>
+      <w:r>
+        <w:rPr>
+          <w:sz w:val="18"/>
+        </w:rPr>
+        <w:t xml:space="preserve">"For the coagulations of positively charged hydrated ferric - oxide sol, the flocculating power of the ions is in the order:..."  </w:t>
+      </w:r>
+      <w:r>
+        <w:rPr>
+          <w:b/>
+          <w:color w:val="2B6CB0"/>
+          <w:sz w:val="18"/>
+        </w:rPr>
+        <w:t>[Ans: N/A]</w:t>
+      </w:r>
+    </w:p>
+    <w:p>
+      <w:pPr>
+        <w:pStyle w:val="ListBullet"/>
+        <w:spacing w:after="40"/>
+      </w:pPr>
+      <w:r>
+        <w:rPr>
+          <w:b/>
+          <w:sz w:val="18"/>
+        </w:rPr>
+        <w:t xml:space="preserve">[2024 Shift] Q#3 (MCQ): </w:t>
+      </w:r>
+      <w:r>
+        <w:rPr>
+          <w:sz w:val="18"/>
+        </w:rPr>
+        <w:t xml:space="preserve">"Gold sol is not a..."  </w:t>
+      </w:r>
+      <w:r>
+        <w:rPr>
+          <w:b/>
+          <w:color w:val="2B6CB0"/>
+          <w:sz w:val="18"/>
+        </w:rPr>
+        <w:t>[Ans: N/A]</w:t>
       </w:r>
     </w:p>
     <w:p>
@@ -792,60 +846,6 @@
     </w:p>
     <w:p>
       <w:pPr>
-        <w:pStyle w:val="ListBullet"/>
-        <w:spacing w:after="40"/>
-      </w:pPr>
-      <w:r>
-        <w:rPr>
-          <w:b/>
-          <w:sz w:val="18"/>
-        </w:rPr>
-        <w:t xml:space="preserve">[2023 Shift] Q#4 (MCQ): </w:t>
-      </w:r>
-      <w:r>
-        <w:rPr>
-          <w:sz w:val="18"/>
-        </w:rPr>
-        <w:t xml:space="preserve">"Aqueous solution of raw sugar when passed over beds of animal charcoal, it becomes colourless. Pick the correct set of terminologies that ca..."  </w:t>
-      </w:r>
-      <w:r>
-        <w:rPr>
-          <w:b/>
-          <w:color w:val="2B6CB0"/>
-          <w:sz w:val="18"/>
-        </w:rPr>
-        <w:t>[Ans: N/A]</w:t>
-      </w:r>
-    </w:p>
-    <w:p>
-      <w:pPr>
-        <w:pStyle w:val="ListBullet"/>
-        <w:spacing w:after="40"/>
-      </w:pPr>
-      <w:r>
-        <w:rPr>
-          <w:b/>
-          <w:sz w:val="18"/>
-        </w:rPr>
-        <w:t xml:space="preserve">[2021 Shift] Q#1 (MCQ): </w:t>
-      </w:r>
-      <w:r>
-        <w:rPr>
-          <w:sz w:val="18"/>
-        </w:rPr>
-        <w:t xml:space="preserve">"Zeta potential is..."  </w:t>
-      </w:r>
-      <w:r>
-        <w:rPr>
-          <w:b/>
-          <w:color w:val="2B6CB0"/>
-          <w:sz w:val="18"/>
-        </w:rPr>
-        <w:t>[Ans: N/A]</w:t>
-      </w:r>
-    </w:p>
-    <w:p>
-      <w:pPr>
         <w:spacing w:after="120"/>
       </w:pPr>
     </w:p>
@@ -858,7 +858,7 @@
           <w:color w:val="2B6CB0"/>
           <w:sz w:val="24"/>
         </w:rPr>
-        <w:t>3.2 Surface Chemistry — Applied Cases, Reactions &amp; Traps (High Yield — 9 PYQs)</w:t>
+        <w:t>3.2 Surface Chemistry — Applied Cases, Reactions &amp; Traps (Moderate Yield — 5 PYQs)</w:t>
       </w:r>
     </w:p>
     <w:p>
@@ -1008,13 +1008,13 @@
           <w:b/>
           <w:sz w:val="18"/>
         </w:rPr>
-        <w:t xml:space="preserve">[2024 Shift] Q#2 (MCQ): </w:t>
+        <w:t xml:space="preserve">[2020 Shift] Q#2 (MCQ): </w:t>
       </w:r>
       <w:r>
         <w:rPr>
           <w:sz w:val="18"/>
         </w:rPr>
-        <w:t xml:space="preserve">"For the coagulations of positively charged hydrated ferric - oxide sol, the flocculating power of the ions is in the order:..."  </w:t>
+        <w:t xml:space="preserve">"A sol of AgI is prepared by mixing equal volumes of 0.1MAgNO_(3) and 0.2MKI , which of the following statement is correct?..."  </w:t>
       </w:r>
       <w:r>
         <w:rPr>
@@ -1035,13 +1035,13 @@
           <w:b/>
           <w:sz w:val="18"/>
         </w:rPr>
-        <w:t xml:space="preserve">[2022 Shift] Q#2 (MCQ): </w:t>
+        <w:t xml:space="preserve">[2017 Shift] Q#1 (MCQ): </w:t>
       </w:r>
       <w:r>
         <w:rPr>
           <w:sz w:val="18"/>
         </w:rPr>
-        <w:t xml:space="preserve">"Colloidal solution commonly used in the treatment of skin disease is..."  </w:t>
+        <w:t xml:space="preserve">"Which of the following is not a favourable condition for physical adsorption?..."  </w:t>
       </w:r>
       <w:r>
         <w:rPr>
@@ -1066,7 +1066,7 @@
           <w:color w:val="2B6CB0"/>
           <w:sz w:val="24"/>
         </w:rPr>
-        <w:t>3.3 Surface Chemistry — Core Principles &amp; Governing Laws (Moderate Yield — 3 PYQs)</w:t>
+        <w:t>3.3 Surface Chemistry — Standard Calculations &amp; Problem Archetypes (Standard Yield — 1 PYQs)</w:t>
       </w:r>
     </w:p>
     <w:p>
@@ -1081,7 +1081,7 @@
         <w:rPr>
           <w:sz w:val="20"/>
         </w:rPr>
-        <w:t>Fundamental definitions, core postulates, and governing physical/chemical relations in Surface Chemistry.</w:t>
+        <w:t>Quantitative numerical problem-solving techniques and standard question patterns frequently seen in Surface Chemistry.</w:t>
       </w:r>
     </w:p>
     <w:tbl>
@@ -1119,7 +1119,7 @@
                 <w:color w:val="2D3748"/>
                 <w:sz w:val="19"/>
               </w:rPr>
-              <w:t>Carefully verify units, standard reference states, and sign conventions in Surface Chemistry.</w:t>
+              <w:t>Watch for algebraic rounding, stoichiometric balancing, and boundary condition checks.</w:t>
             </w:r>
           </w:p>
         </w:tc>
@@ -1160,7 +1160,7 @@
                 <w:color w:val="2D3748"/>
                 <w:sz w:val="19"/>
               </w:rPr>
-              <w:t>Focus on high-yield formulas and standard limiting approximations tested in Surface Chemistry PYQs.</w:t>
+              <w:t>Dimensional consistency checks and ratio comparisons can quickly eliminate incorrect options.</w:t>
             </w:r>
           </w:p>
         </w:tc>
@@ -1189,67 +1189,13 @@
           <w:b/>
           <w:sz w:val="18"/>
         </w:rPr>
-        <w:t xml:space="preserve">[2024 Shift] Q#3 (MCQ): </w:t>
+        <w:t xml:space="preserve">[2019 Shift] Q#1 (MCQ): </w:t>
       </w:r>
       <w:r>
         <w:rPr>
           <w:sz w:val="18"/>
         </w:rPr>
-        <w:t xml:space="preserve">"Gold sol is not a..."  </w:t>
-      </w:r>
-      <w:r>
-        <w:rPr>
-          <w:b/>
-          <w:color w:val="2B6CB0"/>
-          <w:sz w:val="18"/>
-        </w:rPr>
-        <w:t>[Ans: N/A]</w:t>
-      </w:r>
-    </w:p>
-    <w:p>
-      <w:pPr>
-        <w:pStyle w:val="ListBullet"/>
-        <w:spacing w:after="40"/>
-      </w:pPr>
-      <w:r>
-        <w:rPr>
-          <w:b/>
-          <w:sz w:val="18"/>
-        </w:rPr>
-        <w:t xml:space="preserve">[2020 Shift] Q#3 (MCQ): </w:t>
-      </w:r>
-      <w:r>
-        <w:rPr>
-          <w:sz w:val="18"/>
-        </w:rPr>
-        <w:t xml:space="preserve">"During adsorption of a gas on a solid at low temperature..."  </w:t>
-      </w:r>
-      <w:r>
-        <w:rPr>
-          <w:b/>
-          <w:color w:val="2B6CB0"/>
-          <w:sz w:val="18"/>
-        </w:rPr>
-        <w:t>[Ans: N/A]</w:t>
-      </w:r>
-    </w:p>
-    <w:p>
-      <w:pPr>
-        <w:pStyle w:val="ListBullet"/>
-        <w:spacing w:after="40"/>
-      </w:pPr>
-      <w:r>
-        <w:rPr>
-          <w:b/>
-          <w:sz w:val="18"/>
-        </w:rPr>
-        <w:t xml:space="preserve">[2017 Shift] Q#1 (MCQ): </w:t>
-      </w:r>
-      <w:r>
-        <w:rPr>
-          <w:sz w:val="18"/>
-        </w:rPr>
-        <w:t xml:space="preserve">"Which of the following is not a favourable condition for physical adsorption?..."  </w:t>
+        <w:t xml:space="preserve">"Critical Micelle concentration for a soap solution is 1.5 × 10^-4molL^-1 . Micelle formation is possible only when the concentrat..."  </w:t>
       </w:r>
       <w:r>
         <w:rPr>
@@ -1408,7 +1354,7 @@
           <w:color w:val="1A365D"/>
           <w:sz w:val="22"/>
         </w:rPr>
-        <w:t>Benchmark Problem 2: KCET 2023 (Q#1)</w:t>
+        <w:t>Benchmark Problem 2: KCET 2024 (Q#2)</w:t>
       </w:r>
     </w:p>
     <w:p>
@@ -1419,7 +1365,7 @@
         <w:rPr>
           <w:sz w:val="20"/>
         </w:rPr>
-        <w:t>For Freundlich adsorption isotherm, a graph of log(x/m) vs log(p) gives a straight line. The slope of line and its Y -axis intercept respectively are</w:t>
+        <w:t>For the coagulations of positively charged hydrated ferric - oxide sol, the flocculating power of the ions is in the order:</w:t>
       </w:r>
     </w:p>
     <w:p>
@@ -1431,7 +1377,7 @@
         <w:rPr>
           <w:sz w:val="19"/>
         </w:rPr>
-        <w:t>(A) log((1 / n))k</w:t>
+        <w:t>(A) PO_(4)^3-&gt;SO_(4)^2-&gt;Cl^-&gt;[Fe(CN)_(6)]^4-</w:t>
       </w:r>
     </w:p>
     <w:p>
@@ -1443,7 +1389,7 @@
         <w:rPr>
           <w:sz w:val="19"/>
         </w:rPr>
-        <w:t>(B) (1 / n),logk</w:t>
+        <w:t>(B) Cl^-&gt;SO_(4)^2-&gt;PO_(4)^3-&gt;[Fe(CN)_(6)]^4-</w:t>
       </w:r>
     </w:p>
     <w:p>
@@ -1455,7 +1401,7 @@
         <w:rPr>
           <w:sz w:val="19"/>
         </w:rPr>
-        <w:t>(C) log((1 / n)),logk</w:t>
+        <w:t>(C) SO_(4)^2-=Cl^-=PO_(4)^3-=[Fe(CN)_(6)]^4-</w:t>
       </w:r>
     </w:p>
     <w:p>
@@ -1467,7 +1413,7 @@
         <w:rPr>
           <w:sz w:val="19"/>
         </w:rPr>
-        <w:t>(D) (1 / n),k</w:t>
+        <w:t>(D) [Fe(CN)_(6)]^4-&gt;PO_(4)^3-&gt;SO_(4)^2-&gt;Cl^-</w:t>
       </w:r>
     </w:p>
     <w:tbl>
@@ -1508,7 +1454,7 @@
               </w:rPr>
               <w:t>Solution Analysis:</w:t>
               <w:br/>
-              <w:t>We know that, Freundich adsorption isotherm equation is given by log(x / m)=logk+(1 / n)logp ..... (i) Also equation of straight line is y=mx+c ..... (ii) On comparing Eq. (i) and Eq. (ii), we get Slope, m=(1 / n) Intercept, c=logk</w:t>
+              <w:t>Generally, greater the valence of the flocculating ion added, the greater is its power to cause precipitation. This is called as Hardy-Schulze rule. So according to Hardy-Schulze rule the flocculating power of the ions is in the order [Fe(CN)_(6)]^4-&gt;PO_(4)^3-&gt;SO_(4)^2-&gt;Cl^- .</w:t>
             </w:r>
           </w:p>
         </w:tc>
@@ -1529,7 +1475,7 @@
           <w:color w:val="1A365D"/>
           <w:sz w:val="22"/>
         </w:rPr>
-        <w:t>Benchmark Problem 3: KCET 2020 (Q#3)</w:t>
+        <w:t>Benchmark Problem 3: KCET 2019 (Q#1)</w:t>
       </w:r>
     </w:p>
     <w:p>
@@ -1540,7 +1486,7 @@
         <w:rPr>
           <w:sz w:val="20"/>
         </w:rPr>
-        <w:t>During adsorption of a gas on a solid at low temperature</w:t>
+        <w:t>Critical Micelle concentration for a soap solution is 1.5 × 10^-4molL^-1 . Micelle formation is possible only when the concentration of soap solution in molL^-1 is</w:t>
       </w:r>
     </w:p>
     <w:p>
@@ -1552,7 +1498,7 @@
         <w:rPr>
           <w:sz w:val="19"/>
         </w:rPr>
-        <w:t>(A) Δ G&lt;0,Δ H&lt;0,Δ S&lt;0</w:t>
+        <w:t>(A) 2.0 × 10^-3</w:t>
       </w:r>
     </w:p>
     <w:p>
@@ -1564,7 +1510,7 @@
         <w:rPr>
           <w:sz w:val="19"/>
         </w:rPr>
-        <w:t>(B) Δ G&gt;0,Δ H&gt;0,Δ S&gt;0</w:t>
+        <w:t>(B) 4.6 × 10^-5</w:t>
       </w:r>
     </w:p>
     <w:p>
@@ -1576,7 +1522,7 @@
         <w:rPr>
           <w:sz w:val="19"/>
         </w:rPr>
-        <w:t>(C) Δ G&lt;0,Δ H&lt;0,Δ S&gt;0</w:t>
+        <w:t>(C) 7.5 × 10^-5</w:t>
       </w:r>
     </w:p>
     <w:p>
@@ -1588,7 +1534,7 @@
         <w:rPr>
           <w:sz w:val="19"/>
         </w:rPr>
-        <w:t>(D) Δ G&lt;0,Δ H&gt;0,Δ S&lt;0</w:t>
+        <w:t>(D) 1.1 × 10^-4</w:t>
       </w:r>
     </w:p>
     <w:tbl>
@@ -1629,7 +1575,7 @@
               </w:rPr>
               <w:t>Solution Analysis:</w:t>
               <w:br/>
-              <w:t>Adsorption is an exothermic process with Δ H= negative and since, gas is being adsorbed to a solid the randomness of the gas is decreasing making Δ S&lt;0 . Also, Δ G=Δ H-TΔ S Here, TΔ S is small negative value at low temperature and hence, Δ G&lt;0 . Which supports the spontaneity of the adsorption.</w:t>
+              <w:t>The formation of micelles takes place only above a particular concentration called critical micelle concentration (CMC). 2 × 10^-3 concentration is higher than CMC value (i.e. 1.5 × 10^-4mol/L ). All other options have lower value of CMC. Hence, micelle formation is possible only at this concentration.</w:t>
             </w:r>
           </w:p>
         </w:tc>

--- a/data/exports/kcet-surface-chemistry_revision_notes.docx
+++ b/data/exports/kcet-surface-chemistry_revision_notes.docx
@@ -189,7 +189,7 @@
                 <w:color w:val="2D3748"/>
                 <w:sz w:val="19"/>
               </w:rPr>
-              <w:t>Surface Chemistry — Core Principles &amp; Governing Laws</w:t>
+              <w:t>Adsorption: Physisorption vs Chemisorption &amp; Freundlich Isotherm</w:t>
             </w:r>
           </w:p>
         </w:tc>
@@ -209,7 +209,7 @@
               <w:rPr>
                 <w:sz w:val="19"/>
               </w:rPr>
-              <w:t>14 PYQs</w:t>
+              <w:t>11 PYQs</w:t>
             </w:r>
           </w:p>
         </w:tc>
@@ -230,7 +230,7 @@
                 <w:color w:val="718096"/>
                 <w:sz w:val="19"/>
               </w:rPr>
-              <w:t>Core Principle</w:t>
+              <w:t>Surface Chemistry</w:t>
             </w:r>
           </w:p>
         </w:tc>
@@ -251,10 +251,10 @@
             <w:r>
               <w:rPr>
                 <w:b/>
-                <w:color w:val="718096"/>
+                <w:color w:val="2B6CB0"/>
                 <w:sz w:val="19"/>
               </w:rPr>
-              <w:t>Moderate</w:t>
+              <w:t>High</w:t>
             </w:r>
           </w:p>
         </w:tc>
@@ -276,7 +276,7 @@
                 <w:color w:val="2D3748"/>
                 <w:sz w:val="19"/>
               </w:rPr>
-              <w:t>Surface Chemistry — Applied Cases, Reactions &amp; Traps</w:t>
+              <w:t>Colloids, Tyndall Effect &amp; Hardy-Schulze Rule</w:t>
             </w:r>
           </w:p>
         </w:tc>
@@ -296,7 +296,7 @@
               <w:rPr>
                 <w:sz w:val="19"/>
               </w:rPr>
-              <w:t>5 PYQs</w:t>
+              <w:t>8 PYQs</w:t>
             </w:r>
           </w:p>
         </w:tc>
@@ -317,94 +317,7 @@
                 <w:color w:val="718096"/>
                 <w:sz w:val="19"/>
               </w:rPr>
-              <w:t>Applied Topics</w:t>
-            </w:r>
-          </w:p>
-        </w:tc>
-      </w:tr>
-      <w:tr>
-        <w:tc>
-          <w:tcPr>
-            <w:tcW w:type="dxa" w:w="2160"/>
-            <w:shd w:fill="F7FAFC"/>
-            <w:tcMar>
-              <w:top w:w="80" w:type="dxa"/>
-              <w:bottom w:w="80" w:type="dxa"/>
-              <w:left w:w="150" w:type="dxa"/>
-              <w:right w:w="150" w:type="dxa"/>
-            </w:tcMar>
-          </w:tcPr>
-          <w:p>
-            <w:r>
-              <w:rPr>
-                <w:b/>
-                <w:color w:val="718096"/>
-                <w:sz w:val="19"/>
-              </w:rPr>
-              <w:t>Standard</w:t>
-            </w:r>
-          </w:p>
-        </w:tc>
-        <w:tc>
-          <w:tcPr>
-            <w:tcW w:type="dxa" w:w="4320"/>
-            <w:shd w:fill="F7FAFC"/>
-            <w:tcMar>
-              <w:top w:w="80" w:type="dxa"/>
-              <w:bottom w:w="80" w:type="dxa"/>
-              <w:left w:w="150" w:type="dxa"/>
-              <w:right w:w="150" w:type="dxa"/>
-            </w:tcMar>
-          </w:tcPr>
-          <w:p>
-            <w:r>
-              <w:rPr>
-                <w:b/>
-                <w:color w:val="2D3748"/>
-                <w:sz w:val="19"/>
-              </w:rPr>
-              <w:t>Surface Chemistry — Standard Calculations &amp; Problem Archetypes</w:t>
-            </w:r>
-          </w:p>
-        </w:tc>
-        <w:tc>
-          <w:tcPr>
-            <w:tcW w:type="dxa" w:w="1728"/>
-            <w:shd w:fill="F7FAFC"/>
-            <w:tcMar>
-              <w:top w:w="80" w:type="dxa"/>
-              <w:bottom w:w="80" w:type="dxa"/>
-              <w:left w:w="150" w:type="dxa"/>
-              <w:right w:w="150" w:type="dxa"/>
-            </w:tcMar>
-          </w:tcPr>
-          <w:p>
-            <w:r>
-              <w:rPr>
-                <w:sz w:val="19"/>
-              </w:rPr>
-              <w:t>1 PYQs</w:t>
-            </w:r>
-          </w:p>
-        </w:tc>
-        <w:tc>
-          <w:tcPr>
-            <w:tcW w:type="dxa" w:w="1872"/>
-            <w:shd w:fill="F7FAFC"/>
-            <w:tcMar>
-              <w:top w:w="80" w:type="dxa"/>
-              <w:bottom w:w="80" w:type="dxa"/>
-              <w:left w:w="150" w:type="dxa"/>
-              <w:right w:w="150" w:type="dxa"/>
-            </w:tcMar>
-          </w:tcPr>
-          <w:p>
-            <w:r>
-              <w:rPr>
-                <w:color w:val="718096"/>
-                <w:sz w:val="19"/>
-              </w:rPr>
-              <w:t>Quantitative Analysis</w:t>
+              <w:t>Colloidal Chemistry</w:t>
             </w:r>
           </w:p>
         </w:tc>
@@ -504,7 +417,7 @@
                 <w:color w:val="1A365D"/>
                 <w:sz w:val="19"/>
               </w:rPr>
-              <w:t>Surface Chemistry — Core Principles &amp; Governing Laws</w:t>
+              <w:t>Adsorption: Physisorption vs Chemisorption &amp; Freundlich Isotherm</w:t>
             </w:r>
           </w:p>
         </w:tc>
@@ -526,7 +439,7 @@
                 <w:color w:val="2D3748"/>
                 <w:sz w:val="19"/>
               </w:rPr>
-              <w:t>y=mx+c, \quad NaCl&gt;BaCl_{2}&lt;AlCl_{3}, \quad Na_{2}S \rightarrow</w:t>
+              <w:t>\frac{x}{m} = k P^{1/n}, \quad \log\frac{x}{m} = \log k + \frac{1}{n}\log P \quad (\text{Slope } = 1/n)</w:t>
             </w:r>
           </w:p>
         </w:tc>
@@ -550,7 +463,7 @@
                 <w:color w:val="1A365D"/>
                 <w:sz w:val="19"/>
               </w:rPr>
-              <w:t>Surface Chemistry — Applied Cases, Reactions &amp; Traps</w:t>
+              <w:t>Colloids, Tyndall Effect &amp; Hardy-Schulze Rule</w:t>
             </w:r>
           </w:p>
         </w:tc>
@@ -572,53 +485,7 @@
                 <w:color w:val="2D3748"/>
                 <w:sz w:val="19"/>
               </w:rPr>
-              <w:t>-SO_{3}^{-}, \quad I^{-}, \quad 0.1MAgNO_{3}</w:t>
-            </w:r>
-          </w:p>
-        </w:tc>
-      </w:tr>
-      <w:tr>
-        <w:tc>
-          <w:tcPr>
-            <w:tcW w:type="dxa" w:w="3600"/>
-            <w:shd w:fill="F7FAFC"/>
-            <w:tcMar>
-              <w:top w:w="100" w:type="dxa"/>
-              <w:bottom w:w="100" w:type="dxa"/>
-              <w:left w:w="150" w:type="dxa"/>
-              <w:right w:w="150" w:type="dxa"/>
-            </w:tcMar>
-          </w:tcPr>
-          <w:p>
-            <w:r>
-              <w:rPr>
-                <w:b/>
-                <w:color w:val="1A365D"/>
-                <w:sz w:val="19"/>
-              </w:rPr>
-              <w:t>Surface Chemistry — Standard Calculations &amp; Problem Archetypes</w:t>
-            </w:r>
-          </w:p>
-        </w:tc>
-        <w:tc>
-          <w:tcPr>
-            <w:tcW w:type="dxa" w:w="6480"/>
-            <w:shd w:fill="F7FAFC"/>
-            <w:tcMar>
-              <w:top w:w="100" w:type="dxa"/>
-              <w:bottom w:w="100" w:type="dxa"/>
-              <w:left w:w="150" w:type="dxa"/>
-              <w:right w:w="150" w:type="dxa"/>
-            </w:tcMar>
-          </w:tcPr>
-          <w:p>
-            <w:r>
-              <w:rPr>
-                <w:rFonts w:ascii="Cambria Math" w:hAnsi="Cambria Math"/>
-                <w:color w:val="2D3748"/>
-                <w:sz w:val="19"/>
-              </w:rPr>
-              <w:t>1.5 \times 10^{-4}molL^{-1}, \quad molL^{-1}</w:t>
+              <w:t>\text{Coagulating Power of Cations: } \text{Al}^{3+} &gt; \text{Ba}^{2+} &gt; \text{Na}^+, \quad \text{Coagulating Value} \propto \frac{1}{\text{Coagulating Power}}</w:t>
             </w:r>
           </w:p>
         </w:tc>
@@ -650,7 +517,7 @@
           <w:color w:val="2B6CB0"/>
           <w:sz w:val="24"/>
         </w:rPr>
-        <w:t>3.1 Surface Chemistry — Core Principles &amp; Governing Laws (High Yield — 14 PYQs)</w:t>
+        <w:t>3.1 Adsorption: Physisorption vs Chemisorption &amp; Freundlich Isotherm (High Yield — 11 PYQs)</w:t>
       </w:r>
     </w:p>
     <w:p>
@@ -665,7 +532,7 @@
         <w:rPr>
           <w:sz w:val="20"/>
         </w:rPr>
-        <w:t>Fundamental definitions, core postulates, and governing physical/chemical relations in Surface Chemistry.</w:t>
+        <w:t>Physisorption involves weak van der Waals forces, is reversible, multi-layered, non-specific, and decreases continuously with temperature. Chemisorption involves chemical bond formation, is irreversible, unilayered, highly specific, and initially increases then decreases with temperature. Freundlich isotherm: (x / m) = k P^1/n (0 ≤ 1/n ≤ 1).</w:t>
       </w:r>
     </w:p>
     <w:tbl>
@@ -703,7 +570,7 @@
                 <w:color w:val="2D3748"/>
                 <w:sz w:val="19"/>
               </w:rPr>
-              <w:t>Carefully verify units, standard reference states, and sign conventions in Surface Chemistry.</w:t>
+              <w:t>Chemisorption has high enthalpy of adsorption (80-240 kJ/mol), whereas physisorption has low enthalpy (20-40 kJ/mol).</w:t>
             </w:r>
           </w:p>
         </w:tc>
@@ -744,7 +611,7 @@
                 <w:color w:val="2D3748"/>
                 <w:sz w:val="19"/>
               </w:rPr>
-              <w:t>Focus on high-yield formulas and standard limiting approximations tested in Surface Chemistry PYQs.</w:t>
+              <w:t>Easily liquefiable gases (high critical temperature T_c, e.g. SO_2, NH_3) are adsorbed in greater amounts by charcoal than permanent gases (extH_2, N_2).</w:t>
             </w:r>
           </w:p>
         </w:tc>
@@ -761,60 +628,6 @@
           <w:sz w:val="19"/>
         </w:rPr>
         <w:t>Source PYQs testing this concept:</w:t>
-      </w:r>
-    </w:p>
-    <w:p>
-      <w:pPr>
-        <w:pStyle w:val="ListBullet"/>
-        <w:spacing w:after="40"/>
-      </w:pPr>
-      <w:r>
-        <w:rPr>
-          <w:b/>
-          <w:sz w:val="18"/>
-        </w:rPr>
-        <w:t xml:space="preserve">[2024 Shift] Q#2 (MCQ): </w:t>
-      </w:r>
-      <w:r>
-        <w:rPr>
-          <w:sz w:val="18"/>
-        </w:rPr>
-        <w:t xml:space="preserve">"For the coagulations of positively charged hydrated ferric - oxide sol, the flocculating power of the ions is in the order:..."  </w:t>
-      </w:r>
-      <w:r>
-        <w:rPr>
-          <w:b/>
-          <w:color w:val="2B6CB0"/>
-          <w:sz w:val="18"/>
-        </w:rPr>
-        <w:t>[Ans: N/A]</w:t>
-      </w:r>
-    </w:p>
-    <w:p>
-      <w:pPr>
-        <w:pStyle w:val="ListBullet"/>
-        <w:spacing w:after="40"/>
-      </w:pPr>
-      <w:r>
-        <w:rPr>
-          <w:b/>
-          <w:sz w:val="18"/>
-        </w:rPr>
-        <w:t xml:space="preserve">[2024 Shift] Q#3 (MCQ): </w:t>
-      </w:r>
-      <w:r>
-        <w:rPr>
-          <w:sz w:val="18"/>
-        </w:rPr>
-        <w:t xml:space="preserve">"Gold sol is not a..."  </w:t>
-      </w:r>
-      <w:r>
-        <w:rPr>
-          <w:b/>
-          <w:color w:val="2B6CB0"/>
-          <w:sz w:val="18"/>
-        </w:rPr>
-        <w:t>[Ans: N/A]</w:t>
       </w:r>
     </w:p>
     <w:p>
@@ -846,6 +659,60 @@
     </w:p>
     <w:p>
       <w:pPr>
+        <w:pStyle w:val="ListBullet"/>
+        <w:spacing w:after="40"/>
+      </w:pPr>
+      <w:r>
+        <w:rPr>
+          <w:b/>
+          <w:sz w:val="18"/>
+        </w:rPr>
+        <w:t xml:space="preserve">[2023 Shift] Q#4 (MCQ): </w:t>
+      </w:r>
+      <w:r>
+        <w:rPr>
+          <w:sz w:val="18"/>
+        </w:rPr>
+        <w:t xml:space="preserve">"Aqueous solution of raw sugar when passed over beds of animal charcoal, it becomes colourless. Pick the correct set of terminologies that ca..."  </w:t>
+      </w:r>
+      <w:r>
+        <w:rPr>
+          <w:b/>
+          <w:color w:val="2B6CB0"/>
+          <w:sz w:val="18"/>
+        </w:rPr>
+        <w:t>[Ans: N/A]</w:t>
+      </w:r>
+    </w:p>
+    <w:p>
+      <w:pPr>
+        <w:pStyle w:val="ListBullet"/>
+        <w:spacing w:after="40"/>
+      </w:pPr>
+      <w:r>
+        <w:rPr>
+          <w:b/>
+          <w:sz w:val="18"/>
+        </w:rPr>
+        <w:t xml:space="preserve">[2022 Shift] Q#3 (MCQ): </w:t>
+      </w:r>
+      <w:r>
+        <w:rPr>
+          <w:sz w:val="18"/>
+        </w:rPr>
+        <w:t xml:space="preserve">"Which can adsorb larger volume of hydrogen gas?..."  </w:t>
+      </w:r>
+      <w:r>
+        <w:rPr>
+          <w:b/>
+          <w:color w:val="2B6CB0"/>
+          <w:sz w:val="18"/>
+        </w:rPr>
+        <w:t>[Ans: N/A]</w:t>
+      </w:r>
+    </w:p>
+    <w:p>
+      <w:pPr>
         <w:spacing w:after="120"/>
       </w:pPr>
     </w:p>
@@ -858,7 +725,7 @@
           <w:color w:val="2B6CB0"/>
           <w:sz w:val="24"/>
         </w:rPr>
-        <w:t>3.2 Surface Chemistry — Applied Cases, Reactions &amp; Traps (Moderate Yield — 5 PYQs)</w:t>
+        <w:t>3.2 Colloids, Tyndall Effect &amp; Hardy-Schulze Rule (High Yield — 8 PYQs)</w:t>
       </w:r>
     </w:p>
     <w:p>
@@ -873,7 +740,7 @@
         <w:rPr>
           <w:sz w:val="20"/>
         </w:rPr>
-        <w:t>Special cases, experimental observations, and conceptual traps designed to test deep understanding of Surface Chemistry.</w:t>
+        <w:t>Colloid classification: Lyophilic (solvent-loving, reversible, self-stabilizing, e.g. starch, gelatin) vs Lyophobic (solvent-hating, irreversible, e.g. metal sols, As_2S_3). Properties: Tyndall effect (scattering of light), Brownian motion (kinetic motion preventing settling), Electrophoresis (confirms charge on colloidal particles). Hardy-Schulze Rule: Coagulating power of an electrolyte is directly proportional to the 4th power of the valency of the active ion (Z^4).</w:t>
       </w:r>
     </w:p>
     <w:tbl>
@@ -911,7 +778,7 @@
                 <w:color w:val="2D3748"/>
                 <w:sz w:val="19"/>
               </w:rPr>
-              <w:t>Read questions carefully for keywords like 'incorrect', 'not true', or non-standard conditions.</w:t>
+              <w:t>Gold number is INVERSELY proportional to protective power: a protective colloid with a SMALLER gold number has HIGHER protective efficiency (Gelatin has lowest gold number \implies best protector).</w:t>
             </w:r>
           </w:p>
         </w:tc>
@@ -952,7 +819,7 @@
                 <w:color w:val="2D3748"/>
                 <w:sz w:val="19"/>
               </w:rPr>
-              <w:t>Elimination of extreme or unphysical answer choices improves accuracy in assertion-reason and multiple-statement questions.</w:t>
+              <w:t>For negatively charged As_2S_3 sol, Al^3+ has the greatest coagulating power; for positively charged Fe(OH)_3 sol, [Fe(CN)_6]^4- has the greatest coagulating power.</w:t>
             </w:r>
           </w:p>
         </w:tc>
@@ -1008,13 +875,13 @@
           <w:b/>
           <w:sz w:val="18"/>
         </w:rPr>
-        <w:t xml:space="preserve">[2020 Shift] Q#2 (MCQ): </w:t>
+        <w:t xml:space="preserve">[2024 Shift] Q#2 (MCQ): </w:t>
       </w:r>
       <w:r>
         <w:rPr>
           <w:sz w:val="18"/>
         </w:rPr>
-        <w:t xml:space="preserve">"A sol of AgI is prepared by mixing equal volumes of 0.1MAgNO_(3) and 0.2MKI , which of the following statement is correct?..."  </w:t>
+        <w:t xml:space="preserve">"For the coagulations of positively charged hydrated ferric - oxide sol, the flocculating power of the ions is in the order:..."  </w:t>
       </w:r>
       <w:r>
         <w:rPr>
@@ -1035,167 +902,13 @@
           <w:b/>
           <w:sz w:val="18"/>
         </w:rPr>
-        <w:t xml:space="preserve">[2017 Shift] Q#1 (MCQ): </w:t>
+        <w:t xml:space="preserve">[2024 Shift] Q#3 (MCQ): </w:t>
       </w:r>
       <w:r>
         <w:rPr>
           <w:sz w:val="18"/>
         </w:rPr>
-        <w:t xml:space="preserve">"Which of the following is not a favourable condition for physical adsorption?..."  </w:t>
-      </w:r>
-      <w:r>
-        <w:rPr>
-          <w:b/>
-          <w:color w:val="2B6CB0"/>
-          <w:sz w:val="18"/>
-        </w:rPr>
-        <w:t>[Ans: N/A]</w:t>
-      </w:r>
-    </w:p>
-    <w:p>
-      <w:pPr>
-        <w:spacing w:after="120"/>
-      </w:pPr>
-    </w:p>
-    <w:p>
-      <w:pPr>
-        <w:pStyle w:val="Heading2"/>
-      </w:pPr>
-      <w:r>
-        <w:rPr>
-          <w:color w:val="2B6CB0"/>
-          <w:sz w:val="24"/>
-        </w:rPr>
-        <w:t>3.3 Surface Chemistry — Standard Calculations &amp; Problem Archetypes (Standard Yield — 1 PYQs)</w:t>
-      </w:r>
-    </w:p>
-    <w:p>
-      <w:r>
-        <w:rPr>
-          <w:b/>
-          <w:sz w:val="20"/>
-        </w:rPr>
-        <w:t xml:space="preserve">Core Principle: </w:t>
-      </w:r>
-      <w:r>
-        <w:rPr>
-          <w:sz w:val="20"/>
-        </w:rPr>
-        <w:t>Quantitative numerical problem-solving techniques and standard question patterns frequently seen in Surface Chemistry.</w:t>
-      </w:r>
-    </w:p>
-    <w:tbl>
-      <w:tblPr>
-        <w:tblW w:type="auto" w:w="0"/>
-        <w:jc w:val="center"/>
-        <w:tblLook w:firstColumn="1" w:firstRow="1" w:lastColumn="0" w:lastRow="0" w:noHBand="0" w:noVBand="1" w:val="04A0"/>
-      </w:tblPr>
-      <w:tblGrid>
-        <w:gridCol w:w="10080"/>
-      </w:tblGrid>
-      <w:tr>
-        <w:tc>
-          <w:tcPr>
-            <w:tcW w:type="dxa" w:w="10080"/>
-            <w:shd w:fill="FFF5F5"/>
-            <w:tcMar>
-              <w:top w:w="100" w:type="dxa"/>
-              <w:bottom w:w="100" w:type="dxa"/>
-              <w:left w:w="150" w:type="dxa"/>
-              <w:right w:w="150" w:type="dxa"/>
-            </w:tcMar>
-          </w:tcPr>
-          <w:p>
-            <w:r>
-              <w:rPr>
-                <w:b/>
-                <w:color w:val="C53030"/>
-                <w:sz w:val="19"/>
-              </w:rPr>
-              <w:t xml:space="preserve">⚠️ Common Trap / JEE Pitfall: </w:t>
-            </w:r>
-            <w:r>
-              <w:rPr>
-                <w:color w:val="2D3748"/>
-                <w:sz w:val="19"/>
-              </w:rPr>
-              <w:t>Watch for algebraic rounding, stoichiometric balancing, and boundary condition checks.</w:t>
-            </w:r>
-          </w:p>
-        </w:tc>
-      </w:tr>
-    </w:tbl>
-    <w:tbl>
-      <w:tblPr>
-        <w:tblW w:type="auto" w:w="0"/>
-        <w:jc w:val="center"/>
-        <w:tblLook w:firstColumn="1" w:firstRow="1" w:lastColumn="0" w:lastRow="0" w:noHBand="0" w:noVBand="1" w:val="04A0"/>
-      </w:tblPr>
-      <w:tblGrid>
-        <w:gridCol w:w="10080"/>
-      </w:tblGrid>
-      <w:tr>
-        <w:tc>
-          <w:tcPr>
-            <w:tcW w:type="dxa" w:w="10080"/>
-            <w:shd w:fill="F0FFF4"/>
-            <w:tcMar>
-              <w:top w:w="100" w:type="dxa"/>
-              <w:bottom w:w="100" w:type="dxa"/>
-              <w:left w:w="150" w:type="dxa"/>
-              <w:right w:w="150" w:type="dxa"/>
-            </w:tcMar>
-          </w:tcPr>
-          <w:p>
-            <w:r>
-              <w:rPr>
-                <w:b/>
-                <w:color w:val="276749"/>
-                <w:sz w:val="19"/>
-              </w:rPr>
-              <w:t xml:space="preserve">💡 Speed Hack / Trick: </w:t>
-            </w:r>
-            <w:r>
-              <w:rPr>
-                <w:color w:val="2D3748"/>
-                <w:sz w:val="19"/>
-              </w:rPr>
-              <w:t>Dimensional consistency checks and ratio comparisons can quickly eliminate incorrect options.</w:t>
-            </w:r>
-          </w:p>
-        </w:tc>
-      </w:tr>
-    </w:tbl>
-    <w:p>
-      <w:pPr>
-        <w:spacing w:before="120" w:after="40"/>
-      </w:pPr>
-      <w:r>
-        <w:rPr>
-          <w:b/>
-          <w:color w:val="1A365D"/>
-          <w:sz w:val="19"/>
-        </w:rPr>
-        <w:t>Source PYQs testing this concept:</w:t>
-      </w:r>
-    </w:p>
-    <w:p>
-      <w:pPr>
-        <w:pStyle w:val="ListBullet"/>
-        <w:spacing w:after="40"/>
-      </w:pPr>
-      <w:r>
-        <w:rPr>
-          <w:b/>
-          <w:sz w:val="18"/>
-        </w:rPr>
-        <w:t xml:space="preserve">[2019 Shift] Q#1 (MCQ): </w:t>
-      </w:r>
-      <w:r>
-        <w:rPr>
-          <w:sz w:val="18"/>
-        </w:rPr>
-        <w:t xml:space="preserve">"Critical Micelle concentration for a soap solution is 1.5 × 10^-4molL^-1 . Micelle formation is possible only when the concentrat..."  </w:t>
+        <w:t xml:space="preserve">"Gold sol is not a..."  </w:t>
       </w:r>
       <w:r>
         <w:rPr>
@@ -1354,7 +1067,7 @@
           <w:color w:val="1A365D"/>
           <w:sz w:val="22"/>
         </w:rPr>
-        <w:t>Benchmark Problem 2: KCET 2024 (Q#2)</w:t>
+        <w:t>Benchmark Problem 2: KCET 2023 (Q#1)</w:t>
       </w:r>
     </w:p>
     <w:p>
@@ -1365,7 +1078,7 @@
         <w:rPr>
           <w:sz w:val="20"/>
         </w:rPr>
-        <w:t>For the coagulations of positively charged hydrated ferric - oxide sol, the flocculating power of the ions is in the order:</w:t>
+        <w:t>For Freundlich adsorption isotherm, a graph of log(x/m) vs log(p) gives a straight line. The slope of line and its Y -axis intercept respectively are</w:t>
       </w:r>
     </w:p>
     <w:p>
@@ -1377,7 +1090,7 @@
         <w:rPr>
           <w:sz w:val="19"/>
         </w:rPr>
-        <w:t>(A) PO_(4)^3-&gt;SO_(4)^2-&gt;Cl^-&gt;[Fe(CN)_(6)]^4-</w:t>
+        <w:t>(A) log((1 / n))k</w:t>
       </w:r>
     </w:p>
     <w:p>
@@ -1389,7 +1102,7 @@
         <w:rPr>
           <w:sz w:val="19"/>
         </w:rPr>
-        <w:t>(B) Cl^-&gt;SO_(4)^2-&gt;PO_(4)^3-&gt;[Fe(CN)_(6)]^4-</w:t>
+        <w:t>(B) (1 / n),logk</w:t>
       </w:r>
     </w:p>
     <w:p>
@@ -1401,7 +1114,7 @@
         <w:rPr>
           <w:sz w:val="19"/>
         </w:rPr>
-        <w:t>(C) SO_(4)^2-=Cl^-=PO_(4)^3-=[Fe(CN)_(6)]^4-</w:t>
+        <w:t>(C) log((1 / n)),logk</w:t>
       </w:r>
     </w:p>
     <w:p>
@@ -1413,7 +1126,7 @@
         <w:rPr>
           <w:sz w:val="19"/>
         </w:rPr>
-        <w:t>(D) [Fe(CN)_(6)]^4-&gt;PO_(4)^3-&gt;SO_(4)^2-&gt;Cl^-</w:t>
+        <w:t>(D) (1 / n),k</w:t>
       </w:r>
     </w:p>
     <w:tbl>
@@ -1454,128 +1167,7 @@
               </w:rPr>
               <w:t>Solution Analysis:</w:t>
               <w:br/>
-              <w:t>Generally, greater the valence of the flocculating ion added, the greater is its power to cause precipitation. This is called as Hardy-Schulze rule. So according to Hardy-Schulze rule the flocculating power of the ions is in the order [Fe(CN)_(6)]^4-&gt;PO_(4)^3-&gt;SO_(4)^2-&gt;Cl^- .</w:t>
-            </w:r>
-          </w:p>
-        </w:tc>
-      </w:tr>
-    </w:tbl>
-    <w:p>
-      <w:pPr>
-        <w:spacing w:after="120"/>
-      </w:pPr>
-    </w:p>
-    <w:p>
-      <w:pPr>
-        <w:spacing w:before="160" w:after="40"/>
-      </w:pPr>
-      <w:r>
-        <w:rPr>
-          <w:b/>
-          <w:color w:val="1A365D"/>
-          <w:sz w:val="22"/>
-        </w:rPr>
-        <w:t>Benchmark Problem 3: KCET 2019 (Q#1)</w:t>
-      </w:r>
-    </w:p>
-    <w:p>
-      <w:pPr>
-        <w:spacing w:after="80"/>
-      </w:pPr>
-      <w:r>
-        <w:rPr>
-          <w:sz w:val="20"/>
-        </w:rPr>
-        <w:t>Critical Micelle concentration for a soap solution is 1.5 × 10^-4molL^-1 . Micelle formation is possible only when the concentration of soap solution in molL^-1 is</w:t>
-      </w:r>
-    </w:p>
-    <w:p>
-      <w:pPr>
-        <w:pStyle w:val="ListBullet"/>
-        <w:spacing w:after="20"/>
-      </w:pPr>
-      <w:r>
-        <w:rPr>
-          <w:sz w:val="19"/>
-        </w:rPr>
-        <w:t>(A) 2.0 × 10^-3</w:t>
-      </w:r>
-    </w:p>
-    <w:p>
-      <w:pPr>
-        <w:pStyle w:val="ListBullet"/>
-        <w:spacing w:after="20"/>
-      </w:pPr>
-      <w:r>
-        <w:rPr>
-          <w:sz w:val="19"/>
-        </w:rPr>
-        <w:t>(B) 4.6 × 10^-5</w:t>
-      </w:r>
-    </w:p>
-    <w:p>
-      <w:pPr>
-        <w:pStyle w:val="ListBullet"/>
-        <w:spacing w:after="20"/>
-      </w:pPr>
-      <w:r>
-        <w:rPr>
-          <w:sz w:val="19"/>
-        </w:rPr>
-        <w:t>(C) 7.5 × 10^-5</w:t>
-      </w:r>
-    </w:p>
-    <w:p>
-      <w:pPr>
-        <w:pStyle w:val="ListBullet"/>
-        <w:spacing w:after="20"/>
-      </w:pPr>
-      <w:r>
-        <w:rPr>
-          <w:sz w:val="19"/>
-        </w:rPr>
-        <w:t>(D) 1.1 × 10^-4</w:t>
-      </w:r>
-    </w:p>
-    <w:tbl>
-      <w:tblPr>
-        <w:tblW w:type="auto" w:w="0"/>
-        <w:jc w:val="center"/>
-        <w:tblLook w:firstColumn="1" w:firstRow="1" w:lastColumn="0" w:lastRow="0" w:noHBand="0" w:noVBand="1" w:val="04A0"/>
-      </w:tblPr>
-      <w:tblGrid>
-        <w:gridCol w:w="10080"/>
-      </w:tblGrid>
-      <w:tr>
-        <w:tc>
-          <w:tcPr>
-            <w:tcW w:type="dxa" w:w="10080"/>
-            <w:shd w:fill="F7FAFC"/>
-            <w:tcMar>
-              <w:top w:w="100" w:type="dxa"/>
-              <w:bottom w:w="100" w:type="dxa"/>
-              <w:left w:w="150" w:type="dxa"/>
-              <w:right w:w="150" w:type="dxa"/>
-            </w:tcMar>
-          </w:tcPr>
-          <w:p>
-            <w:r>
-              <w:rPr>
-                <w:b/>
-                <w:color w:val="1A365D"/>
-                <w:sz w:val="19"/>
-              </w:rPr>
-              <w:t>Correct Answer: None</w:t>
-              <w:br/>
-            </w:r>
-            <w:r>
-              <w:rPr>
-                <w:color w:val="2D3748"/>
-                <w:sz w:val="18"/>
-              </w:rPr>
-              <w:t>Solution Analysis:</w:t>
-              <w:br/>
-              <w:t>The formation of micelles takes place only above a particular concentration called critical micelle concentration (CMC). 2 × 10^-3 concentration is higher than CMC value (i.e. 1.5 × 10^-4mol/L ). All other options have lower value of CMC. Hence, micelle formation is possible only at this concentration.</w:t>
+              <w:t>We know that, Freundich adsorption isotherm equation is given by log(x / m)=logk+(1 / n)logp ..... (i) Also equation of straight line is y=mx+c ..... (ii) On comparing Eq. (i) and Eq. (ii), we get Slope, m=(1 / n) Intercept, c=logk</w:t>
             </w:r>
           </w:p>
         </w:tc>
